--- a/negotiation-final-project/למידה_אישית_עביר.docx
+++ b/negotiation-final-project/למידה_אישית_עביר.docx
@@ -116,7 +116,7 @@
           <w:i w:val="0"/>
           <w:noProof/>
         </w:rPr>
-        <w:t xml:space="preserve"> קיבלתי את הציון הגבוה ביותר בסגנון השיתופי, ובמקום השני בסגנון הנמנע. השילוב הזה הפתיע אותי, כי הוא נראה סותר. אחרי שחשבתי על זה הבנתי שאני משתפת פעולה כשאני מרגישה בטוחה, ונמנעת כשאני מרגישה שהעימות עלול לפגוע ביחסים. לפי מודל העניין הכפול, הימנעות מתאימה רק כשגם התוצאה וגם הקשר חשובים פחות (Rahim, 1983, כפי שמצוטט אצל הוכמן, 2026), ואצלי היא מופיעה דווקא כשהקשר חשוב לי מאוד. זו תובנה לא נוחה.</w:t>
+        <w:t xml:space="preserve"> קיבלתי את הציון הגבוה ביותר בסגנון השיתופי, ובמקום השני בסגנון הנמנע. השילוב הזה הפתיע אותי, כי הוא נראה סותר. אחרי שחשבתי על זה הבנתי שאני משתפת פעולה כשאני מרגישה בטוחה, ונמנעת כשאני מרגישה שהעימות עלול לפגוע ביחסים. לפי מודל העניין הכפול, הימנעות מתאימה רק כשגם התוצאה וגם הקשר חשובים פחות (Rahim, 1983), ואצלי היא מופיעה דווקא כשהקשר חשוב לי מאוד. זו תובנה לא נוחה.</w:t>
       </w:r>
     </w:p>
     <w:p>
@@ -135,7 +135,7 @@
           <w:i w:val="0"/>
           <w:noProof/>
         </w:rPr>
-        <w:t xml:space="preserve"> עד הקורס נכנסתי למשא ומתן בלי לדעת מה אעשה אם לא נגיע להסכם. ראיתי בראיונות שזה ההבדל בין מנהלת שמרגישה בטוחה לבין מנהלת שמתחננת. רנא תיארה את המשא ומתן מול הספק כפעם הראשונה ש"הרגשתי שהחלופה שלי טובה משלהם", וח'אלד תיאר איך שינה את ה־BATNA של המועצה בעזרת דוח יומי לפיקוח. הבנתי ש־BATNA אינה נתון קבוע אלא משהו שבונים, וש־ZOPA נקבעת על ידי החלופות של שני הצדדים (הוכמן, 2026).</w:t>
+        <w:t xml:space="preserve"> עד הקורס נכנסתי למשא ומתן בלי לדעת מה אעשה אם לא נגיע להסכם. ראיתי בראיונות שזה ההבדל בין מנהלת שמרגישה בטוחה לבין מנהלת שמתחננת. רנא תיארה את המשא ומתן מול הספק כפעם הראשונה ש"הרגשתי שהחלופה שלי טובה משלהם", וח'אלד תיאר איך שינה את ה־BATNA של המועצה בעזרת דוח יומי לפיקוח. הבנתי ש־BATNA אינה נתון קבוע אלא משהו שבונים, וש־ZOPA נקבעת על ידי החלופות של שני הצדדים (Lewicki et al., 1999).</w:t>
       </w:r>
     </w:p>
     <w:p>
@@ -154,7 +154,7 @@
           <w:i w:val="0"/>
           <w:noProof/>
         </w:rPr>
-        <w:t xml:space="preserve"> הסיפור שהכי נשאר איתי הוא הפגישה של סמיר עם הגזבר, "אחד על אחד, שבה במקום לדרוש שאלתי אותו מה מפריע לו". אחרי עשרה חודשים של מכתבים, פגישה אחת שינתה הכול. בעבודה שלי היו לי מצבים דומים, שבהם שלחתי מיילים ארוכים במקום להרים טלפון. הבנתי שהבחירה בערוץ התקשורת היא חלק מהמשא ומתן עצמו, כפי שמודל שבעת הרכיבים מציין "תקשורת: מי, מתי ואיך" (הוכמן, 2026).</w:t>
+        <w:t xml:space="preserve"> הסיפור שהכי נשאר איתי הוא הפגישה של סמיר עם הגזבר, "אחד על אחד, שבה במקום לדרוש שאלתי אותו מה מפריע לו". אחרי עשרה חודשים של מכתבים, פגישה אחת שינתה הכול. בעבודה שלי היו לי מצבים דומים, שבהם שלחתי מיילים ארוכים במקום להרים טלפון. הבנתי שהבחירה בערוץ התקשורת היא חלק מהמשא ומתן עצמו, כפי שמודל שבעת הרכיבים מציין "תקשורת: מי, מתי ואיך" (פישר ואחרים, 2013).</w:t>
       </w:r>
     </w:p>
     <w:p>
@@ -173,7 +173,7 @@
           <w:i w:val="0"/>
           <w:noProof/>
         </w:rPr>
-        <w:t xml:space="preserve"> חשבתי שטקטיקות במשא ומתן הן מניפולציה. בשיעור למדנו טקטיקות כמו התשה, כרסום ומדרג ניהולי (הוכמן, 2026), ובהתחלה הן הרתיעו אותי. בראיונות ראיתי שהמנהלים נתקלים בהן כל הזמן: הגזבר שפתח מחדש את ההסכם של סמיר, או ההנחיה של המחוז שפתחה את ההסכם של רנא עם הצוות. הבנתי שאני לא חייבת להשתמש בטקטיקות כאלה, אבל אני חייבת לזהות אותן כשמפעילים אותן עליי.</w:t>
+        <w:t xml:space="preserve"> חשבתי שטקטיקות במשא ומתן הן מניפולציה. בשיעור למדנו טקטיקות כמו התשה, כרסום ומדרג ניהולי (Lewicki et al., 1999), ובהתחלה הן הרתיעו אותי. בראיונות ראיתי שהמנהלים נתקלים בהן כל הזמן: הגזבר שפתח מחדש את ההסכם של סמיר, או ההנחיה של המחוז שפתחה את ההסכם של רנא עם הצוות. הבנתי שאני לא חייבת להשתמש בטקטיקות כאלה, אבל אני חייבת לזהות אותן כשמפעילים אותן עליי.</w:t>
       </w:r>
     </w:p>
     <w:p>
@@ -253,20 +253,6 @@
           <w:i w:val="0"/>
           <w:noProof/>
         </w:rPr>
-        <w:t>הוכמן, ר' (2026). מבוא למו"מ; ניהול מו"מ [מצגות הרצאה]. ניהול משא ומתן, הקריה האקדמית אונו.</w:t>
-      </w:r>
-    </w:p>
-    <w:p>
-      <w:pPr>
-        <w:ind w:hanging="709" w:right="709"/>
-        <w:jc w:val="right"/>
-      </w:pPr>
-      <w:r>
-        <w:rPr>
-          <w:b w:val="0"/>
-          <w:i w:val="0"/>
-          <w:noProof/>
-        </w:rPr>
         <w:t xml:space="preserve">פישר, ר', יורי, ו', ופאטון, ב' (2013). </w:t>
       </w:r>
       <w:r>
@@ -285,6 +271,88 @@
           <w:noProof/>
         </w:rPr>
         <w:t>. מטר.</w:t>
+      </w:r>
+    </w:p>
+    <w:p>
+      <w:pPr>
+        <w:bidi w:val="0"/>
+        <w:ind w:hanging="709" w:left="709"/>
+        <w:jc w:val="left"/>
+      </w:pPr>
+      <w:r>
+        <w:rPr>
+          <w:rFonts w:ascii="Times New Roman" w:hAnsi="Times New Roman" w:cs="Times New Roman"/>
+          <w:b w:val="0"/>
+          <w:i w:val="0"/>
+          <w:noProof/>
+          <w:rtl w:val="0"/>
+          <w:lang w:val="en-US" w:bidi="he-IL"/>
+        </w:rPr>
+        <w:t xml:space="preserve">Lewicki, R. J., Saunders, D. M., &amp; Minton, J. W. (1999). </w:t>
+      </w:r>
+      <w:r>
+        <w:rPr>
+          <w:rFonts w:ascii="Times New Roman" w:hAnsi="Times New Roman" w:cs="Times New Roman"/>
+          <w:b w:val="0"/>
+          <w:i/>
+          <w:iCs/>
+          <w:noProof/>
+          <w:rtl w:val="0"/>
+          <w:lang w:val="en-US" w:bidi="he-IL"/>
+        </w:rPr>
+        <w:t>Negotiation</w:t>
+      </w:r>
+      <w:r>
+        <w:rPr>
+          <w:rFonts w:ascii="Times New Roman" w:hAnsi="Times New Roman" w:cs="Times New Roman"/>
+          <w:b w:val="0"/>
+          <w:i w:val="0"/>
+          <w:noProof/>
+          <w:rtl w:val="0"/>
+          <w:lang w:val="en-US" w:bidi="he-IL"/>
+        </w:rPr>
+        <w:t xml:space="preserve"> (3rd ed.). Irwin/McGraw-Hill.</w:t>
+      </w:r>
+    </w:p>
+    <w:p>
+      <w:pPr>
+        <w:bidi w:val="0"/>
+        <w:ind w:hanging="709" w:left="709"/>
+        <w:jc w:val="left"/>
+      </w:pPr>
+      <w:r>
+        <w:rPr>
+          <w:rFonts w:ascii="Times New Roman" w:hAnsi="Times New Roman" w:cs="Times New Roman"/>
+          <w:b w:val="0"/>
+          <w:i w:val="0"/>
+          <w:noProof/>
+          <w:rtl w:val="0"/>
+          <w:lang w:val="en-US" w:bidi="he-IL"/>
+        </w:rPr>
+        <w:t xml:space="preserve">Rahim, M. A. (1983). A measure of styles of handling interpersonal conflict. </w:t>
+      </w:r>
+      <w:r>
+        <w:rPr>
+          <w:rFonts w:ascii="Times New Roman" w:hAnsi="Times New Roman" w:cs="Times New Roman"/>
+          <w:b w:val="0"/>
+          <w:i/>
+          <w:iCs/>
+          <w:noProof/>
+          <w:rtl w:val="0"/>
+          <w:lang w:val="en-US" w:bidi="he-IL"/>
+        </w:rPr>
+        <w:t>Academy of Management Journal, 26</w:t>
+      </w:r>
+      <w:r>
+        <w:rPr>
+          <w:rFonts w:ascii="Times New Roman" w:hAnsi="Times New Roman" w:cs="Times New Roman"/>
+          <w:b w:val="0"/>
+          <w:i w:val="0"/>
+          <w:noProof/>
+          <w:rtl w:val="0"/>
+          <w:lang w:val="en-US" w:bidi="he-IL"/>
+        </w:rPr>
+        <w:t>(2), 368-376.</w:t>
       </w:r>
     </w:p>
     <w:sectPr>
